--- a/output/literature/fletcher/pink_batts_wall_insulation.docx
+++ b/output/literature/fletcher/pink_batts_wall_insulation.docx
@@ -30,7 +30,7 @@
     </w:p>
     <w:p>
       <w:r>
-        <w:t>Australian-made FBS-1 biosoluble glasswool batts for external and internal wall cavities. Fletcher documents thermal insulation, acoustic contribution, non-combustibility, up to 80% recycled content, a consumer lifetime warranty and CodeMark CM30006, subject to the certificate scope. The current national page lists material R-values R1.5, R2.0, R2.0 HD, R2.5 HD and R4.0 HD; WA-only lines and availability notes must be preserved.</w:t>
+        <w:t>Pink® Batts is a thermal and acoustic insulation made from flexible and resilient glasswool for residential wall applications. It is designed to fit standard timber and steel studs, helping to improve energy efficiency.</w:t>
       </w:r>
     </w:p>
     <w:p>
@@ -39,6 +39,38 @@
       </w:pPr>
       <w:r>
         <w:t>Key features</w:t>
+      </w:r>
+    </w:p>
+    <w:p>
+      <w:pPr>
+        <w:pStyle w:val="ListBullet"/>
+      </w:pPr>
+      <w:r>
+        <w:t>Firm to fit Friction fit to stay in place without slumping.</w:t>
+      </w:r>
+    </w:p>
+    <w:p>
+      <w:pPr>
+        <w:pStyle w:val="ListBullet"/>
+      </w:pPr>
+      <w:r>
+        <w:t>Recover to their natural thickness quickly.</w:t>
+      </w:r>
+    </w:p>
+    <w:p>
+      <w:pPr>
+        <w:pStyle w:val="ListBullet"/>
+      </w:pPr>
+      <w:r>
+        <w:t>Australian made using up to 80% recycled content.</w:t>
+      </w:r>
+    </w:p>
+    <w:p>
+      <w:pPr>
+        <w:pStyle w:val="ListBullet"/>
+      </w:pPr>
+      <w:r>
+        <w:t>Codemark certified Assurance that product meets requirements of National Construction Code (NCC).</w:t>
       </w:r>
     </w:p>
     <w:p>
@@ -54,31 +86,7 @@
         <w:pStyle w:val="ListBullet"/>
       </w:pPr>
       <w:r>
-        <w:t>internal wall</w:t>
-      </w:r>
-    </w:p>
-    <w:p>
-      <w:pPr>
-        <w:pStyle w:val="ListBullet"/>
-      </w:pPr>
-      <w:r>
-        <w:t>external wall</w:t>
-      </w:r>
-    </w:p>
-    <w:p>
-      <w:pPr>
-        <w:pStyle w:val="ListBullet"/>
-      </w:pPr>
-      <w:r>
-        <w:t>timber frame wall</w:t>
-      </w:r>
-    </w:p>
-    <w:p>
-      <w:pPr>
-        <w:pStyle w:val="ListBullet"/>
-      </w:pPr>
-      <w:r>
-        <w:t>residential wall</w:t>
+        <w:t>wall</w:t>
       </w:r>
     </w:p>
     <w:p>
@@ -579,7 +587,7 @@
           </w:tcPr>
           <w:p>
             <w:r>
-              <w:t>Source</w:t>
+              <w:t>Standard</w:t>
             </w:r>
           </w:p>
         </w:tc>
@@ -591,7 +599,7 @@
           </w:tcPr>
           <w:p>
             <w:r>
-              <w:t>Product type</w:t>
+              <w:t>R-value</w:t>
             </w:r>
           </w:p>
         </w:tc>
@@ -601,7 +609,7 @@
           </w:tcPr>
           <w:p>
             <w:r>
-              <w:t>Bulk</w:t>
+              <w:t>R1.5</w:t>
             </w:r>
           </w:p>
         </w:tc>
@@ -611,7 +619,7 @@
           </w:tcPr>
           <w:p>
             <w:r>
-              <w:t>Manufacturer catalogue</w:t>
+              <w:t>m2K/W</w:t>
             </w:r>
           </w:p>
         </w:tc>
@@ -623,7 +631,7 @@
           </w:tcPr>
           <w:p>
             <w:r>
-              <w:t>Material</w:t>
+              <w:t>R-value</w:t>
             </w:r>
           </w:p>
         </w:tc>
@@ -633,7 +641,7 @@
           </w:tcPr>
           <w:p>
             <w:r>
-              <w:t>Glasswool</w:t>
+              <w:t>R2.0</w:t>
             </w:r>
           </w:p>
         </w:tc>
@@ -643,7 +651,7 @@
           </w:tcPr>
           <w:p>
             <w:r>
-              <w:t>Manufacturer catalogue</w:t>
+              <w:t>m2K/W</w:t>
             </w:r>
           </w:p>
         </w:tc>
@@ -655,7 +663,7 @@
           </w:tcPr>
           <w:p>
             <w:r>
-              <w:t>Applications</w:t>
+              <w:t>R-value</w:t>
             </w:r>
           </w:p>
         </w:tc>
@@ -665,7 +673,7 @@
           </w:tcPr>
           <w:p>
             <w:r>
-              <w:t>internal wall; external wall; timber frame wall; residential wall</w:t>
+              <w:t>R2.0 HD</w:t>
             </w:r>
           </w:p>
         </w:tc>
@@ -675,12 +683,177 @@
           </w:tcPr>
           <w:p>
             <w:r>
-              <w:t>Manufacturer catalogue</w:t>
+              <w:t>m2K/W</w:t>
+            </w:r>
+          </w:p>
+        </w:tc>
+      </w:tr>
+      <w:tr>
+        <w:tc>
+          <w:tcPr>
+            <w:tcW w:type="dxa" w:w="2880"/>
+          </w:tcPr>
+          <w:p>
+            <w:r>
+              <w:t>R-value</w:t>
+            </w:r>
+          </w:p>
+        </w:tc>
+        <w:tc>
+          <w:tcPr>
+            <w:tcW w:type="dxa" w:w="2880"/>
+          </w:tcPr>
+          <w:p>
+            <w:r>
+              <w:t>R2.5 HD</w:t>
+            </w:r>
+          </w:p>
+        </w:tc>
+        <w:tc>
+          <w:tcPr>
+            <w:tcW w:type="dxa" w:w="2880"/>
+          </w:tcPr>
+          <w:p>
+            <w:r>
+              <w:t>m2K/W</w:t>
+            </w:r>
+          </w:p>
+        </w:tc>
+      </w:tr>
+      <w:tr>
+        <w:tc>
+          <w:tcPr>
+            <w:tcW w:type="dxa" w:w="2880"/>
+          </w:tcPr>
+          <w:p>
+            <w:r>
+              <w:t>R-value</w:t>
+            </w:r>
+          </w:p>
+        </w:tc>
+        <w:tc>
+          <w:tcPr>
+            <w:tcW w:type="dxa" w:w="2880"/>
+          </w:tcPr>
+          <w:p>
+            <w:r>
+              <w:t>R4.0 HD</w:t>
+            </w:r>
+          </w:p>
+        </w:tc>
+        <w:tc>
+          <w:tcPr>
+            <w:tcW w:type="dxa" w:w="2880"/>
+          </w:tcPr>
+          <w:p>
+            <w:r>
+              <w:t>m2K/W</w:t>
+            </w:r>
+          </w:p>
+        </w:tc>
+      </w:tr>
+      <w:tr>
+        <w:tc>
+          <w:tcPr>
+            <w:tcW w:type="dxa" w:w="2880"/>
+          </w:tcPr>
+          <w:p>
+            <w:r>
+              <w:t>Maximum service temperature</w:t>
+            </w:r>
+          </w:p>
+        </w:tc>
+        <w:tc>
+          <w:tcPr>
+            <w:tcW w:type="dxa" w:w="2880"/>
+          </w:tcPr>
+          <w:p>
+            <w:r>
+              <w:t>340 °C</w:t>
+            </w:r>
+          </w:p>
+        </w:tc>
+        <w:tc>
+          <w:tcPr>
+            <w:tcW w:type="dxa" w:w="2880"/>
+          </w:tcPr>
+          <w:p>
+            <w:r>
+              <w:t>ASTM C411/C447</w:t>
+            </w:r>
+          </w:p>
+        </w:tc>
+      </w:tr>
+      <w:tr>
+        <w:tc>
+          <w:tcPr>
+            <w:tcW w:type="dxa" w:w="2880"/>
+          </w:tcPr>
+          <w:p>
+            <w:r>
+              <w:t>Thermal resistance R-value</w:t>
+            </w:r>
+          </w:p>
+        </w:tc>
+        <w:tc>
+          <w:tcPr>
+            <w:tcW w:type="dxa" w:w="2880"/>
+          </w:tcPr>
+          <w:p>
+            <w:r>
+              <w:t>Complies</w:t>
+            </w:r>
+          </w:p>
+        </w:tc>
+        <w:tc>
+          <w:tcPr>
+            <w:tcW w:type="dxa" w:w="2880"/>
+          </w:tcPr>
+          <w:p>
+            <w:r>
+              <w:t>AS/NZS 4859.1</w:t>
+            </w:r>
+          </w:p>
+        </w:tc>
+      </w:tr>
+      <w:tr>
+        <w:tc>
+          <w:tcPr>
+            <w:tcW w:type="dxa" w:w="2880"/>
+          </w:tcPr>
+          <w:p>
+            <w:r>
+              <w:t>Moisture absorption</w:t>
+            </w:r>
+          </w:p>
+        </w:tc>
+        <w:tc>
+          <w:tcPr>
+            <w:tcW w:type="dxa" w:w="2880"/>
+          </w:tcPr>
+          <w:p>
+            <w:r>
+              <w:t>&lt; 0.2%</w:t>
+            </w:r>
+          </w:p>
+        </w:tc>
+        <w:tc>
+          <w:tcPr>
+            <w:tcW w:type="dxa" w:w="2880"/>
+          </w:tcPr>
+          <w:p>
+            <w:r>
+              <w:t>% by volume</w:t>
             </w:r>
           </w:p>
         </w:tc>
       </w:tr>
     </w:tbl>
+    <w:p>
+      <w:r>
+        <w:t>Extracted from manufacturer datasheet: https://insulation.com.au/wp-content/uploads/2024/TDS-Pink-Batts-Wall-Rev12-010225.pdf</w:t>
+      </w:r>
+    </w:p>
     <w:p>
       <w:pPr>
         <w:pStyle w:val="Heading1"/>
@@ -691,7 +864,12 @@
     </w:p>
     <w:p>
       <w:r>
-        <w:t>NCC / project compliance: conditional - project-specific evidence required. Fire: not verified per SKU. BAL: not verified.</w:t>
+        <w:t>Combustibility AS1530.1 Non-combustible; Early Fire Hazard Indices: Ignitability Index 0, Spread of Flame Index 0, Heat Evolved Index 0, Smoke Developed Index 0–1; BAL Compliance AS3959 Low–FZ</w:t>
+      </w:r>
+    </w:p>
+    <w:p>
+      <w:r>
+        <w:t>NCC / project compliance: conditional - project-specific evidence required. BAL: not verified.</w:t>
       </w:r>
     </w:p>
     <w:p>
@@ -703,8 +881,43 @@
       </w:r>
     </w:p>
     <w:p>
+      <w:pPr>
+        <w:pStyle w:val="ListNumber"/>
+      </w:pPr>
       <w:r>
-        <w:t>Use the current manufacturer instructions and the project specification. Handling, fixing and jointing details must be confirmed against the TDS for the selected SKU.</w:t>
+        <w:t>Product must be kept dry and not be exposed to weather in any condition including prior, during and after installation..</w:t>
+      </w:r>
+    </w:p>
+    <w:p>
+      <w:pPr>
+        <w:pStyle w:val="ListNumber"/>
+      </w:pPr>
+      <w:r>
+        <w:t>Product must be correctly installed in the right stud width and depth..</w:t>
+      </w:r>
+    </w:p>
+    <w:p>
+      <w:pPr>
+        <w:pStyle w:val="ListNumber"/>
+      </w:pPr>
+      <w:r>
+        <w:t>Product must be installed without compression to keep its claimed R-value..</w:t>
+      </w:r>
+    </w:p>
+    <w:p>
+      <w:pPr>
+        <w:pStyle w:val="ListNumber"/>
+      </w:pPr>
+      <w:r>
+        <w:t>If used with any other products except Sisalation, confirmation of suitability must be reviewed..</w:t>
+      </w:r>
+    </w:p>
+    <w:p>
+      <w:pPr>
+        <w:pStyle w:val="ListNumber"/>
+      </w:pPr>
+      <w:r>
+        <w:t>Follow the Installation Guidelines available from insulation.com.au.</w:t>
       </w:r>
     </w:p>
     <w:p>
@@ -730,7 +943,7 @@
     </w:p>
     <w:p>
       <w:r>
-        <w:t>Sustainability and VOC statements are manufacturer-published claims and are not independently verified in this draft.</w:t>
+        <w:t>Australian made using up to 80% recycled content; Zero ODP insulation; no harmful levels of Volatile Organic Compounds (VOCs) released.</w:t>
       </w:r>
     </w:p>
     <w:p>
